--- a/zht/docx/101.content.docx
+++ b/zht/docx/101.content.docx
@@ -150,26 +150,6 @@
           <w:lang w:val="zh_TW" w:bidi="zh_TW"/>
         </w:rPr>
         <w:t>you</w:t>
-      </w:r>
-      <w:r>
-        <w:rPr>
-          <w:lang w:val="zh_TW" w:bidi="zh_TW"/>
-        </w:rPr>
-      </w:r>
-    </w:p>
-    <w:p>
-      <w:pPr/>
-      <w:r>
-        <w:rPr>
-          <w:lang w:val="zh_TW" w:bidi="zh_TW"/>
-        </w:rPr>
-      </w:r>
-      <w:r>
-        <w:rPr>
-          <w:i/>
-          <w:lang w:val="zh_TW" w:bidi="zh_TW"/>
-        </w:rPr>
-        <w:t>猶太人與外邦人（非猶太人）</w:t>
       </w:r>
       <w:r>
         <w:rPr>

--- a/zht/docx/101.content.docx
+++ b/zht/docx/101.content.docx
@@ -19,7 +19,7 @@
         <w:rPr>
           <w:lang w:val="zh_TW" w:bidi="zh_TW"/>
         </w:rPr>
-        <w:t>Resource: Study Notes - Themes (Tyndale)</w:t>
+        <w:t>Resource: Tyndale Open Study Notes</w:t>
       </w:r>
       <w:r>
         <w:rPr>
@@ -112,7 +112,7 @@
         <w:rPr>
           <w:lang w:val="zh_TW" w:bidi="zh_TW"/>
         </w:rPr>
-        <w:t>Study Notes - Themes (Tyndale)</w:t>
+        <w:t>Tyndale Open Study Notes</w:t>
       </w:r>
     </w:p>
     <w:p>

--- a/zht/docx/101.content.docx
+++ b/zht/docx/101.content.docx
@@ -19,7 +19,7 @@
         <w:rPr>
           <w:lang w:val="zh_TW" w:bidi="zh_TW"/>
         </w:rPr>
-        <w:t>Resource: Tyndale Open Study Notes</w:t>
+        <w:t>Resource: Aquifer Open Study Notes (Themes)</w:t>
       </w:r>
       <w:r>
         <w:rPr>
@@ -112,7 +112,7 @@
         <w:rPr>
           <w:lang w:val="zh_TW" w:bidi="zh_TW"/>
         </w:rPr>
-        <w:t>Tyndale Open Study Notes</w:t>
+        <w:t>Aquifer Open Study Notes (Themes)</w:t>
       </w:r>
     </w:p>
     <w:p>

--- a/zht/docx/101.content.docx
+++ b/zht/docx/101.content.docx
@@ -233,18 +233,12 @@
         </w:rPr>
         <w:t>新約聖經的一個關鍵主題是：神信守對以色列的應許，同時也將非猶太人（即外邦人）納入祂的子民中。在</w:t>
       </w:r>
-      <w:hyperlink r:id="rId13">
-        <w:r>
-          <w:rPr>
-            <w:lang w:val="zh_TW" w:bidi="zh_TW"/>
-          </w:rPr>
-          <w:rPr>
-            <w:color w:val="0000EE"/>
-            <w:u w:val="single"/>
-          </w:rPr>
-          <w:t>羅馬書十一章11至32節</w:t>
-        </w:r>
-      </w:hyperlink>
+      <w:r>
+        <w:rPr>
+          <w:lang w:val="zh_TW" w:bidi="zh_TW"/>
+        </w:rPr>
+        <w:t>羅馬書十一章11至32節</w:t>
+      </w:r>
       <w:r>
         <w:rPr>
           <w:lang w:val="zh_TW" w:bidi="zh_TW"/>
@@ -280,60 +274,36 @@
         </w:rPr>
         <w:t>保羅使用橄欖樹作為比喻，他說：「有幾根枝子被折下來」（</w:t>
       </w:r>
-      <w:hyperlink r:id="rId14">
-        <w:r>
-          <w:rPr>
-            <w:lang w:val="zh_TW" w:bidi="zh_TW"/>
-          </w:rPr>
-          <w:rPr>
-            <w:color w:val="0000EE"/>
-            <w:u w:val="single"/>
-          </w:rPr>
-          <w:t>羅11:17</w:t>
-        </w:r>
-      </w:hyperlink>
+      <w:r>
+        <w:rPr>
+          <w:lang w:val="zh_TW" w:bidi="zh_TW"/>
+        </w:rPr>
+        <w:t>羅11:17</w:t>
+      </w:r>
       <w:r>
         <w:rPr>
           <w:lang w:val="zh_TW" w:bidi="zh_TW"/>
         </w:rPr>
         <w:t>）。這階段已經發生，保羅也親身經歷過。他曾在地中海東部地區各地的敬拜場所（猶太會堂）中，向猶太人傳講耶穌的福音，但多數人拒絕了他的信息（見</w:t>
       </w:r>
-      <w:hyperlink r:id="rId15">
-        <w:r>
-          <w:rPr>
-            <w:lang w:val="zh_TW" w:bidi="zh_TW"/>
-          </w:rPr>
-          <w:rPr>
-            <w:color w:val="0000EE"/>
-            <w:u w:val="single"/>
-          </w:rPr>
-          <w:t>徒13:42–49，</w:t>
-        </w:r>
-      </w:hyperlink>
-      <w:hyperlink r:id="rId16">
-        <w:r>
-          <w:rPr>
-            <w:lang w:val="zh_TW" w:bidi="zh_TW"/>
-          </w:rPr>
-          <w:rPr>
-            <w:color w:val="0000EE"/>
-            <w:u w:val="single"/>
-          </w:rPr>
-          <w:t>18:4–6，</w:t>
-        </w:r>
-      </w:hyperlink>
-      <w:hyperlink r:id="rId17">
-        <w:r>
-          <w:rPr>
-            <w:lang w:val="zh_TW" w:bidi="zh_TW"/>
-          </w:rPr>
-          <w:rPr>
-            <w:color w:val="0000EE"/>
-            <w:u w:val="single"/>
-          </w:rPr>
-          <w:t>28:23–28</w:t>
-        </w:r>
-      </w:hyperlink>
+      <w:r>
+        <w:rPr>
+          <w:lang w:val="zh_TW" w:bidi="zh_TW"/>
+        </w:rPr>
+        <w:t>徒13:42–49，</w:t>
+      </w:r>
+      <w:r>
+        <w:rPr>
+          <w:lang w:val="zh_TW" w:bidi="zh_TW"/>
+        </w:rPr>
+        <w:t>18:4–6，</w:t>
+      </w:r>
+      <w:r>
+        <w:rPr>
+          <w:lang w:val="zh_TW" w:bidi="zh_TW"/>
+        </w:rPr>
+        <w:t>28:23–28</w:t>
+      </w:r>
       <w:r>
         <w:rPr>
           <w:lang w:val="zh_TW" w:bidi="zh_TW"/>
@@ -365,48 +335,30 @@
         </w:rPr>
         <w:t>在猶太「本樹的枝子」被折下之後，神便把「野橄欖」接上去（</w:t>
       </w:r>
-      <w:hyperlink r:id="rId14">
-        <w:r>
-          <w:rPr>
-            <w:lang w:val="zh_TW" w:bidi="zh_TW"/>
-          </w:rPr>
-          <w:rPr>
-            <w:color w:val="0000EE"/>
-            <w:u w:val="single"/>
-          </w:rPr>
-          <w:t>羅11:17</w:t>
-        </w:r>
-      </w:hyperlink>
+      <w:r>
+        <w:rPr>
+          <w:lang w:val="zh_TW" w:bidi="zh_TW"/>
+        </w:rPr>
+        <w:t>羅11:17</w:t>
+      </w:r>
       <w:r>
         <w:rPr>
           <w:lang w:val="zh_TW" w:bidi="zh_TW"/>
         </w:rPr>
         <w:t>）。保羅與其他使徒在會堂傳道時遭遇阻力。因此，他們向非猶太人傳道，許多人接受了福音（見</w:t>
       </w:r>
-      <w:hyperlink r:id="rId18">
-        <w:r>
-          <w:rPr>
-            <w:lang w:val="zh_TW" w:bidi="zh_TW"/>
-          </w:rPr>
-          <w:rPr>
-            <w:color w:val="0000EE"/>
-            <w:u w:val="single"/>
-          </w:rPr>
-          <w:t>徒13:48–49，</w:t>
-        </w:r>
-      </w:hyperlink>
-      <w:hyperlink r:id="rId19">
-        <w:r>
-          <w:rPr>
-            <w:lang w:val="zh_TW" w:bidi="zh_TW"/>
-          </w:rPr>
-          <w:rPr>
-            <w:color w:val="0000EE"/>
-            <w:u w:val="single"/>
-          </w:rPr>
-          <w:t>26:15–18</w:t>
-        </w:r>
-      </w:hyperlink>
+      <w:r>
+        <w:rPr>
+          <w:lang w:val="zh_TW" w:bidi="zh_TW"/>
+        </w:rPr>
+        <w:t>徒13:48–49，</w:t>
+      </w:r>
+      <w:r>
+        <w:rPr>
+          <w:lang w:val="zh_TW" w:bidi="zh_TW"/>
+        </w:rPr>
+        <w:t>26:15–18</w:t>
+      </w:r>
       <w:r>
         <w:rPr>
           <w:lang w:val="zh_TW" w:bidi="zh_TW"/>
@@ -438,54 +390,36 @@
         </w:rPr>
         <w:t>對於那些「本樹的枝子」，神仍有大能「重新接上」（</w:t>
       </w:r>
-      <w:hyperlink r:id="rId20">
-        <w:r>
-          <w:rPr>
-            <w:lang w:val="zh_TW" w:bidi="zh_TW"/>
-          </w:rPr>
-          <w:rPr>
-            <w:color w:val="0000EE"/>
-            <w:u w:val="single"/>
-          </w:rPr>
-          <w:t>羅11:23</w:t>
-        </w:r>
-      </w:hyperlink>
+      <w:r>
+        <w:rPr>
+          <w:lang w:val="zh_TW" w:bidi="zh_TW"/>
+        </w:rPr>
+        <w:t>羅11:23</w:t>
+      </w:r>
       <w:r>
         <w:rPr>
           <w:lang w:val="zh_TW" w:bidi="zh_TW"/>
         </w:rPr>
         <w:t>）。保羅強調，猶太人並非「無可挽回」（beyond recovery，和合本未有譯出這片語），他們仍能悔改歸信基督（</w:t>
       </w:r>
-      <w:hyperlink r:id="rId21">
-        <w:r>
-          <w:rPr>
-            <w:lang w:val="zh_TW" w:bidi="zh_TW"/>
-          </w:rPr>
-          <w:rPr>
-            <w:color w:val="0000EE"/>
-            <w:u w:val="single"/>
-          </w:rPr>
-          <w:t>11:11</w:t>
-        </w:r>
-      </w:hyperlink>
+      <w:r>
+        <w:rPr>
+          <w:lang w:val="zh_TW" w:bidi="zh_TW"/>
+        </w:rPr>
+        <w:t>11:11</w:t>
+      </w:r>
       <w:r>
         <w:rPr>
           <w:lang w:val="zh_TW" w:bidi="zh_TW"/>
         </w:rPr>
         <w:t>）。保羅盼望外邦人得著救恩的祝福，能激發猶太人回應福音（</w:t>
       </w:r>
-      <w:hyperlink r:id="rId21">
-        <w:r>
-          <w:rPr>
-            <w:lang w:val="zh_TW" w:bidi="zh_TW"/>
-          </w:rPr>
-          <w:rPr>
-            <w:color w:val="0000EE"/>
-            <w:u w:val="single"/>
-          </w:rPr>
-          <w:t>11:11–15</w:t>
-        </w:r>
-      </w:hyperlink>
+      <w:r>
+        <w:rPr>
+          <w:lang w:val="zh_TW" w:bidi="zh_TW"/>
+        </w:rPr>
+        <w:t>11:11–15</w:t>
+      </w:r>
       <w:r>
         <w:rPr>
           <w:lang w:val="zh_TW" w:bidi="zh_TW"/>
@@ -517,90 +451,60 @@
         </w:rPr>
         <w:t>保羅指出，當許多猶太人信主時，將帶來更大的祝福（</w:t>
       </w:r>
-      <w:hyperlink r:id="rId22">
-        <w:r>
-          <w:rPr>
-            <w:lang w:val="zh_TW" w:bidi="zh_TW"/>
-          </w:rPr>
-          <w:rPr>
-            <w:color w:val="0000EE"/>
-            <w:u w:val="single"/>
-          </w:rPr>
-          <w:t>羅11:12</w:t>
-        </w:r>
-      </w:hyperlink>
+      <w:r>
+        <w:rPr>
+          <w:lang w:val="zh_TW" w:bidi="zh_TW"/>
+        </w:rPr>
+        <w:t>羅11:12</w:t>
+      </w:r>
       <w:r>
         <w:rPr>
           <w:lang w:val="zh_TW" w:bidi="zh_TW"/>
         </w:rPr>
         <w:t>、</w:t>
       </w:r>
-      <w:hyperlink r:id="rId23">
-        <w:r>
-          <w:rPr>
-            <w:lang w:val="zh_TW" w:bidi="zh_TW"/>
-          </w:rPr>
-          <w:rPr>
-            <w:color w:val="0000EE"/>
-            <w:u w:val="single"/>
-          </w:rPr>
-          <w:t>15</w:t>
-        </w:r>
-      </w:hyperlink>
+      <w:r>
+        <w:rPr>
+          <w:lang w:val="zh_TW" w:bidi="zh_TW"/>
+        </w:rPr>
+        <w:t>15</w:t>
+      </w:r>
       <w:r>
         <w:rPr>
           <w:lang w:val="zh_TW" w:bidi="zh_TW"/>
         </w:rPr>
         <w:t>）。無論是猶太人還是外邦人，凡接受神的救恩者，都將經歷「死而復生」（見</w:t>
       </w:r>
-      <w:hyperlink r:id="rId23">
-        <w:r>
-          <w:rPr>
-            <w:lang w:val="zh_TW" w:bidi="zh_TW"/>
-          </w:rPr>
-          <w:rPr>
-            <w:color w:val="0000EE"/>
-            <w:u w:val="single"/>
-          </w:rPr>
-          <w:t>11:15</w:t>
-        </w:r>
-      </w:hyperlink>
+      <w:r>
+        <w:rPr>
+          <w:lang w:val="zh_TW" w:bidi="zh_TW"/>
+        </w:rPr>
+        <w:t>11:15</w:t>
+      </w:r>
       <w:r>
         <w:rPr>
           <w:lang w:val="zh_TW" w:bidi="zh_TW"/>
         </w:rPr>
         <w:t>），並在將來親身經歷「死人復活」（見</w:t>
       </w:r>
-      <w:hyperlink r:id="rId24">
-        <w:r>
-          <w:rPr>
-            <w:lang w:val="zh_TW" w:bidi="zh_TW"/>
-          </w:rPr>
-          <w:rPr>
-            <w:color w:val="0000EE"/>
-            <w:u w:val="single"/>
-          </w:rPr>
-          <w:t>林前15:20–26</w:t>
-        </w:r>
-      </w:hyperlink>
+      <w:r>
+        <w:rPr>
+          <w:lang w:val="zh_TW" w:bidi="zh_TW"/>
+        </w:rPr>
+        <w:t>林前15:20–26</w:t>
+      </w:r>
       <w:r>
         <w:rPr>
           <w:lang w:val="zh_TW" w:bidi="zh_TW"/>
         </w:rPr>
         <w:t>）。歷史的終點將是一個由猶太人與外邦人共同組成的大群體，他們因神的憐憫一同頌讚祂。到那時，世人都將看見並明白神極大的智慧與慈愛（</w:t>
       </w:r>
-      <w:hyperlink r:id="rId25">
-        <w:r>
-          <w:rPr>
-            <w:lang w:val="zh_TW" w:bidi="zh_TW"/>
-          </w:rPr>
-          <w:rPr>
-            <w:color w:val="0000EE"/>
-            <w:u w:val="single"/>
-          </w:rPr>
-          <w:t>羅11:33–36</w:t>
-        </w:r>
-      </w:hyperlink>
+      <w:r>
+        <w:rPr>
+          <w:lang w:val="zh_TW" w:bidi="zh_TW"/>
+        </w:rPr>
+        <w:t>羅11:33–36</w:t>
+      </w:r>
       <w:r>
         <w:rPr>
           <w:lang w:val="zh_TW" w:bidi="zh_TW"/>
@@ -630,570 +534,372 @@
           <w:lang w:val="zh_TW" w:bidi="zh_TW"/>
         </w:rPr>
       </w:r>
-      <w:hyperlink r:id="rId26">
-        <w:r>
-          <w:rPr>
-            <w:lang w:val="zh_TW" w:bidi="zh_TW"/>
-          </w:rPr>
-          <w:rPr>
-            <w:color w:val="0000EE"/>
-            <w:u w:val="single"/>
-          </w:rPr>
-          <w:t>申7:7–8</w:t>
-        </w:r>
-      </w:hyperlink>
+      <w:r>
+        <w:rPr>
+          <w:lang w:val="zh_TW" w:bidi="zh_TW"/>
+        </w:rPr>
+        <w:t>申7:7–8</w:t>
+      </w:r>
       <w:r>
         <w:rPr>
           <w:lang w:val="zh_TW" w:bidi="zh_TW"/>
         </w:rPr>
         <w:t>，</w:t>
       </w:r>
-      <w:hyperlink r:id="rId27">
-        <w:r>
-          <w:rPr>
-            <w:lang w:val="zh_TW" w:bidi="zh_TW"/>
-          </w:rPr>
-          <w:rPr>
-            <w:color w:val="0000EE"/>
-            <w:u w:val="single"/>
-          </w:rPr>
-          <w:t>32:19–21</w:t>
-        </w:r>
-      </w:hyperlink>
+      <w:r>
+        <w:rPr>
+          <w:lang w:val="zh_TW" w:bidi="zh_TW"/>
+        </w:rPr>
+        <w:t>32:19–21</w:t>
+      </w:r>
       <w:r>
         <w:rPr>
           <w:lang w:val="zh_TW" w:bidi="zh_TW"/>
         </w:rPr>
         <w:t>；</w:t>
       </w:r>
-      <w:hyperlink r:id="rId28">
-        <w:r>
-          <w:rPr>
-            <w:lang w:val="zh_TW" w:bidi="zh_TW"/>
-          </w:rPr>
-          <w:rPr>
-            <w:color w:val="0000EE"/>
-            <w:u w:val="single"/>
-          </w:rPr>
-          <w:t>賽9:1–3</w:t>
-        </w:r>
-      </w:hyperlink>
+      <w:r>
+        <w:rPr>
+          <w:lang w:val="zh_TW" w:bidi="zh_TW"/>
+        </w:rPr>
+        <w:t>賽9:1–3</w:t>
+      </w:r>
       <w:r>
         <w:rPr>
           <w:lang w:val="zh_TW" w:bidi="zh_TW"/>
         </w:rPr>
         <w:t>，</w:t>
       </w:r>
-      <w:hyperlink r:id="rId29">
-        <w:r>
-          <w:rPr>
-            <w:lang w:val="zh_TW" w:bidi="zh_TW"/>
-          </w:rPr>
-          <w:rPr>
-            <w:color w:val="0000EE"/>
-            <w:u w:val="single"/>
-          </w:rPr>
-          <w:t>49:6</w:t>
-        </w:r>
-      </w:hyperlink>
+      <w:r>
+        <w:rPr>
+          <w:lang w:val="zh_TW" w:bidi="zh_TW"/>
+        </w:rPr>
+        <w:t>49:6</w:t>
+      </w:r>
       <w:r>
         <w:rPr>
           <w:lang w:val="zh_TW" w:bidi="zh_TW"/>
         </w:rPr>
         <w:t>；</w:t>
       </w:r>
-      <w:hyperlink r:id="rId30">
-        <w:r>
-          <w:rPr>
-            <w:lang w:val="zh_TW" w:bidi="zh_TW"/>
-          </w:rPr>
-          <w:rPr>
-            <w:color w:val="0000EE"/>
-            <w:u w:val="single"/>
-          </w:rPr>
-          <w:t>太4:15–16</w:t>
-        </w:r>
-      </w:hyperlink>
+      <w:r>
+        <w:rPr>
+          <w:lang w:val="zh_TW" w:bidi="zh_TW"/>
+        </w:rPr>
+        <w:t>太4:15–16</w:t>
+      </w:r>
       <w:r>
         <w:rPr>
           <w:lang w:val="zh_TW" w:bidi="zh_TW"/>
         </w:rPr>
         <w:t>，</w:t>
       </w:r>
-      <w:hyperlink r:id="rId31">
-        <w:r>
-          <w:rPr>
-            <w:lang w:val="zh_TW" w:bidi="zh_TW"/>
-          </w:rPr>
-          <w:rPr>
-            <w:color w:val="0000EE"/>
-            <w:u w:val="single"/>
-          </w:rPr>
-          <w:t>8:10–12</w:t>
-        </w:r>
-      </w:hyperlink>
+      <w:r>
+        <w:rPr>
+          <w:lang w:val="zh_TW" w:bidi="zh_TW"/>
+        </w:rPr>
+        <w:t>8:10–12</w:t>
+      </w:r>
       <w:r>
         <w:rPr>
           <w:lang w:val="zh_TW" w:bidi="zh_TW"/>
         </w:rPr>
         <w:t>，</w:t>
       </w:r>
-      <w:hyperlink r:id="rId32">
-        <w:r>
-          <w:rPr>
-            <w:lang w:val="zh_TW" w:bidi="zh_TW"/>
-          </w:rPr>
-          <w:rPr>
-            <w:color w:val="0000EE"/>
-            <w:u w:val="single"/>
-          </w:rPr>
-          <w:t>15:21–28</w:t>
-        </w:r>
-      </w:hyperlink>
+      <w:r>
+        <w:rPr>
+          <w:lang w:val="zh_TW" w:bidi="zh_TW"/>
+        </w:rPr>
+        <w:t>15:21–28</w:t>
+      </w:r>
       <w:r>
         <w:rPr>
           <w:lang w:val="zh_TW" w:bidi="zh_TW"/>
         </w:rPr>
         <w:t>；</w:t>
       </w:r>
-      <w:hyperlink r:id="rId33">
-        <w:r>
-          <w:rPr>
-            <w:lang w:val="zh_TW" w:bidi="zh_TW"/>
-          </w:rPr>
-          <w:rPr>
-            <w:color w:val="0000EE"/>
-            <w:u w:val="single"/>
-          </w:rPr>
-          <w:t>路21:20–24</w:t>
-        </w:r>
-      </w:hyperlink>
+      <w:r>
+        <w:rPr>
+          <w:lang w:val="zh_TW" w:bidi="zh_TW"/>
+        </w:rPr>
+        <w:t>路21:20–24</w:t>
+      </w:r>
       <w:r>
         <w:rPr>
           <w:lang w:val="zh_TW" w:bidi="zh_TW"/>
         </w:rPr>
         <w:t>；</w:t>
       </w:r>
-      <w:hyperlink r:id="rId34">
-        <w:r>
-          <w:rPr>
-            <w:lang w:val="zh_TW" w:bidi="zh_TW"/>
-          </w:rPr>
-          <w:rPr>
-            <w:color w:val="0000EE"/>
-            <w:u w:val="single"/>
-          </w:rPr>
-          <w:t>徒2:38–39</w:t>
-        </w:r>
-      </w:hyperlink>
+      <w:r>
+        <w:rPr>
+          <w:lang w:val="zh_TW" w:bidi="zh_TW"/>
+        </w:rPr>
+        <w:t>徒2:38–39</w:t>
+      </w:r>
       <w:r>
         <w:rPr>
           <w:lang w:val="zh_TW" w:bidi="zh_TW"/>
         </w:rPr>
         <w:t>，</w:t>
       </w:r>
-      <w:hyperlink r:id="rId35">
-        <w:r>
-          <w:rPr>
-            <w:lang w:val="zh_TW" w:bidi="zh_TW"/>
-          </w:rPr>
-          <w:rPr>
-            <w:color w:val="0000EE"/>
-            <w:u w:val="single"/>
-          </w:rPr>
-          <w:t>10:45–46</w:t>
-        </w:r>
-      </w:hyperlink>
+      <w:r>
+        <w:rPr>
+          <w:lang w:val="zh_TW" w:bidi="zh_TW"/>
+        </w:rPr>
+        <w:t>10:45–46</w:t>
+      </w:r>
       <w:r>
         <w:rPr>
           <w:lang w:val="zh_TW" w:bidi="zh_TW"/>
         </w:rPr>
         <w:t>，</w:t>
       </w:r>
-      <w:hyperlink r:id="rId36">
-        <w:r>
-          <w:rPr>
-            <w:lang w:val="zh_TW" w:bidi="zh_TW"/>
-          </w:rPr>
-          <w:rPr>
-            <w:color w:val="0000EE"/>
-            <w:u w:val="single"/>
-          </w:rPr>
-          <w:t>11:12–18</w:t>
-        </w:r>
-      </w:hyperlink>
+      <w:r>
+        <w:rPr>
+          <w:lang w:val="zh_TW" w:bidi="zh_TW"/>
+        </w:rPr>
+        <w:t>11:12–18</w:t>
+      </w:r>
       <w:r>
         <w:rPr>
           <w:lang w:val="zh_TW" w:bidi="zh_TW"/>
         </w:rPr>
         <w:t>，</w:t>
       </w:r>
-      <w:hyperlink r:id="rId15">
-        <w:r>
-          <w:rPr>
-            <w:lang w:val="zh_TW" w:bidi="zh_TW"/>
-          </w:rPr>
-          <w:rPr>
-            <w:color w:val="0000EE"/>
-            <w:u w:val="single"/>
-          </w:rPr>
-          <w:t>13:42–49</w:t>
-        </w:r>
-      </w:hyperlink>
+      <w:r>
+        <w:rPr>
+          <w:lang w:val="zh_TW" w:bidi="zh_TW"/>
+        </w:rPr>
+        <w:t>13:42–49</w:t>
+      </w:r>
       <w:r>
         <w:rPr>
           <w:lang w:val="zh_TW" w:bidi="zh_TW"/>
         </w:rPr>
         <w:t>，</w:t>
       </w:r>
-      <w:hyperlink r:id="rId16">
-        <w:r>
-          <w:rPr>
-            <w:lang w:val="zh_TW" w:bidi="zh_TW"/>
-          </w:rPr>
-          <w:rPr>
-            <w:color w:val="0000EE"/>
-            <w:u w:val="single"/>
-          </w:rPr>
-          <w:t>18:4–6</w:t>
-        </w:r>
-      </w:hyperlink>
+      <w:r>
+        <w:rPr>
+          <w:lang w:val="zh_TW" w:bidi="zh_TW"/>
+        </w:rPr>
+        <w:t>18:4–6</w:t>
+      </w:r>
       <w:r>
         <w:rPr>
           <w:lang w:val="zh_TW" w:bidi="zh_TW"/>
         </w:rPr>
         <w:t>，</w:t>
       </w:r>
-      <w:hyperlink r:id="rId19">
-        <w:r>
-          <w:rPr>
-            <w:lang w:val="zh_TW" w:bidi="zh_TW"/>
-          </w:rPr>
-          <w:rPr>
-            <w:color w:val="0000EE"/>
-            <w:u w:val="single"/>
-          </w:rPr>
-          <w:t>26:15–18</w:t>
-        </w:r>
-      </w:hyperlink>
+      <w:r>
+        <w:rPr>
+          <w:lang w:val="zh_TW" w:bidi="zh_TW"/>
+        </w:rPr>
+        <w:t>26:15–18</w:t>
+      </w:r>
       <w:r>
         <w:rPr>
           <w:lang w:val="zh_TW" w:bidi="zh_TW"/>
         </w:rPr>
         <w:t>，</w:t>
       </w:r>
-      <w:hyperlink r:id="rId17">
-        <w:r>
-          <w:rPr>
-            <w:lang w:val="zh_TW" w:bidi="zh_TW"/>
-          </w:rPr>
-          <w:rPr>
-            <w:color w:val="0000EE"/>
-            <w:u w:val="single"/>
-          </w:rPr>
-          <w:t>28:23–28</w:t>
-        </w:r>
-      </w:hyperlink>
+      <w:r>
+        <w:rPr>
+          <w:lang w:val="zh_TW" w:bidi="zh_TW"/>
+        </w:rPr>
+        <w:t>28:23–28</w:t>
+      </w:r>
       <w:r>
         <w:rPr>
           <w:lang w:val="zh_TW" w:bidi="zh_TW"/>
         </w:rPr>
         <w:t>；</w:t>
       </w:r>
-      <w:hyperlink r:id="rId37">
-        <w:r>
-          <w:rPr>
-            <w:lang w:val="zh_TW" w:bidi="zh_TW"/>
-          </w:rPr>
-          <w:rPr>
-            <w:color w:val="0000EE"/>
-            <w:u w:val="single"/>
-          </w:rPr>
-          <w:t>羅1:5–6</w:t>
-        </w:r>
-      </w:hyperlink>
+      <w:r>
+        <w:rPr>
+          <w:lang w:val="zh_TW" w:bidi="zh_TW"/>
+        </w:rPr>
+        <w:t>羅1:5–6</w:t>
+      </w:r>
       <w:r>
         <w:rPr>
           <w:lang w:val="zh_TW" w:bidi="zh_TW"/>
         </w:rPr>
         <w:t>、</w:t>
       </w:r>
-      <w:hyperlink r:id="rId38">
-        <w:r>
-          <w:rPr>
-            <w:lang w:val="zh_TW" w:bidi="zh_TW"/>
-          </w:rPr>
-          <w:rPr>
-            <w:color w:val="0000EE"/>
-            <w:u w:val="single"/>
-          </w:rPr>
-          <w:t>16–17</w:t>
-        </w:r>
-      </w:hyperlink>
+      <w:r>
+        <w:rPr>
+          <w:lang w:val="zh_TW" w:bidi="zh_TW"/>
+        </w:rPr>
+        <w:t>16–17</w:t>
+      </w:r>
       <w:r>
         <w:rPr>
           <w:lang w:val="zh_TW" w:bidi="zh_TW"/>
         </w:rPr>
         <w:t>，</w:t>
       </w:r>
-      <w:hyperlink r:id="rId39">
-        <w:r>
-          <w:rPr>
-            <w:lang w:val="zh_TW" w:bidi="zh_TW"/>
-          </w:rPr>
-          <w:rPr>
-            <w:color w:val="0000EE"/>
-            <w:u w:val="single"/>
-          </w:rPr>
-          <w:t>2:9–10</w:t>
-        </w:r>
-      </w:hyperlink>
+      <w:r>
+        <w:rPr>
+          <w:lang w:val="zh_TW" w:bidi="zh_TW"/>
+        </w:rPr>
+        <w:t>2:9–10</w:t>
+      </w:r>
       <w:r>
         <w:rPr>
           <w:lang w:val="zh_TW" w:bidi="zh_TW"/>
         </w:rPr>
         <w:t>、</w:t>
       </w:r>
-      <w:hyperlink r:id="rId40">
-        <w:r>
-          <w:rPr>
-            <w:lang w:val="zh_TW" w:bidi="zh_TW"/>
-          </w:rPr>
-          <w:rPr>
-            <w:color w:val="0000EE"/>
-            <w:u w:val="single"/>
-          </w:rPr>
-          <w:t>24–27</w:t>
-        </w:r>
-      </w:hyperlink>
+      <w:r>
+        <w:rPr>
+          <w:lang w:val="zh_TW" w:bidi="zh_TW"/>
+        </w:rPr>
+        <w:t>24–27</w:t>
+      </w:r>
       <w:r>
         <w:rPr>
           <w:lang w:val="zh_TW" w:bidi="zh_TW"/>
         </w:rPr>
         <w:t>，</w:t>
       </w:r>
-      <w:hyperlink r:id="rId41">
-        <w:r>
-          <w:rPr>
-            <w:lang w:val="zh_TW" w:bidi="zh_TW"/>
-          </w:rPr>
-          <w:rPr>
-            <w:color w:val="0000EE"/>
-            <w:u w:val="single"/>
-          </w:rPr>
-          <w:t>3:9</w:t>
-        </w:r>
-      </w:hyperlink>
+      <w:r>
+        <w:rPr>
+          <w:lang w:val="zh_TW" w:bidi="zh_TW"/>
+        </w:rPr>
+        <w:t>3:9</w:t>
+      </w:r>
       <w:r>
         <w:rPr>
           <w:lang w:val="zh_TW" w:bidi="zh_TW"/>
         </w:rPr>
         <w:t>、</w:t>
       </w:r>
-      <w:hyperlink r:id="rId42">
-        <w:r>
-          <w:rPr>
-            <w:lang w:val="zh_TW" w:bidi="zh_TW"/>
-          </w:rPr>
-          <w:rPr>
-            <w:color w:val="0000EE"/>
-            <w:u w:val="single"/>
-          </w:rPr>
-          <w:t>29–30，</w:t>
-        </w:r>
-      </w:hyperlink>
-      <w:hyperlink r:id="rId43">
-        <w:r>
-          <w:rPr>
-            <w:lang w:val="zh_TW" w:bidi="zh_TW"/>
-          </w:rPr>
-          <w:rPr>
-            <w:color w:val="0000EE"/>
-            <w:u w:val="single"/>
-          </w:rPr>
-          <w:t>9:25–33，</w:t>
-        </w:r>
-      </w:hyperlink>
-      <w:hyperlink r:id="rId44">
-        <w:r>
-          <w:rPr>
-            <w:lang w:val="zh_TW" w:bidi="zh_TW"/>
-          </w:rPr>
-          <w:rPr>
-            <w:color w:val="0000EE"/>
-            <w:u w:val="single"/>
-          </w:rPr>
-          <w:t>10:11–13，</w:t>
-        </w:r>
-      </w:hyperlink>
-      <w:hyperlink r:id="rId45">
-        <w:r>
-          <w:rPr>
-            <w:lang w:val="zh_TW" w:bidi="zh_TW"/>
-          </w:rPr>
-          <w:rPr>
-            <w:color w:val="0000EE"/>
-            <w:u w:val="single"/>
-          </w:rPr>
-          <w:t>11:11–36，</w:t>
-        </w:r>
-      </w:hyperlink>
-      <w:hyperlink r:id="rId46">
-        <w:r>
-          <w:rPr>
-            <w:lang w:val="zh_TW" w:bidi="zh_TW"/>
-          </w:rPr>
-          <w:rPr>
-            <w:color w:val="0000EE"/>
-            <w:u w:val="single"/>
-          </w:rPr>
-          <w:t>15:7–13</w:t>
-        </w:r>
-      </w:hyperlink>
+      <w:r>
+        <w:rPr>
+          <w:lang w:val="zh_TW" w:bidi="zh_TW"/>
+        </w:rPr>
+        <w:t>29–30，</w:t>
+      </w:r>
+      <w:r>
+        <w:rPr>
+          <w:lang w:val="zh_TW" w:bidi="zh_TW"/>
+        </w:rPr>
+        <w:t>9:25–33，</w:t>
+      </w:r>
+      <w:r>
+        <w:rPr>
+          <w:lang w:val="zh_TW" w:bidi="zh_TW"/>
+        </w:rPr>
+        <w:t>10:11–13，</w:t>
+      </w:r>
+      <w:r>
+        <w:rPr>
+          <w:lang w:val="zh_TW" w:bidi="zh_TW"/>
+        </w:rPr>
+        <w:t>11:11–36，</w:t>
+      </w:r>
+      <w:r>
+        <w:rPr>
+          <w:lang w:val="zh_TW" w:bidi="zh_TW"/>
+        </w:rPr>
+        <w:t>15:7–13</w:t>
+      </w:r>
       <w:r>
         <w:rPr>
           <w:lang w:val="zh_TW" w:bidi="zh_TW"/>
         </w:rPr>
         <w:t>、</w:t>
       </w:r>
-      <w:hyperlink r:id="rId47">
-        <w:r>
-          <w:rPr>
-            <w:lang w:val="zh_TW" w:bidi="zh_TW"/>
-          </w:rPr>
-          <w:rPr>
-            <w:color w:val="0000EE"/>
-            <w:u w:val="single"/>
-          </w:rPr>
-          <w:t>27</w:t>
-        </w:r>
-      </w:hyperlink>
+      <w:r>
+        <w:rPr>
+          <w:lang w:val="zh_TW" w:bidi="zh_TW"/>
+        </w:rPr>
+        <w:t>27</w:t>
+      </w:r>
       <w:r>
         <w:rPr>
           <w:lang w:val="zh_TW" w:bidi="zh_TW"/>
         </w:rPr>
         <w:t>；</w:t>
       </w:r>
-      <w:hyperlink r:id="rId48">
-        <w:r>
-          <w:rPr>
-            <w:lang w:val="zh_TW" w:bidi="zh_TW"/>
-          </w:rPr>
-          <w:rPr>
-            <w:color w:val="0000EE"/>
-            <w:u w:val="single"/>
-          </w:rPr>
-          <w:t>林前12:13</w:t>
-        </w:r>
-      </w:hyperlink>
+      <w:r>
+        <w:rPr>
+          <w:lang w:val="zh_TW" w:bidi="zh_TW"/>
+        </w:rPr>
+        <w:t>林前12:13</w:t>
+      </w:r>
       <w:r>
         <w:rPr>
           <w:lang w:val="zh_TW" w:bidi="zh_TW"/>
         </w:rPr>
         <w:t>；</w:t>
       </w:r>
-      <w:hyperlink r:id="rId49">
-        <w:r>
-          <w:rPr>
-            <w:lang w:val="zh_TW" w:bidi="zh_TW"/>
-          </w:rPr>
-          <w:rPr>
-            <w:color w:val="0000EE"/>
-            <w:u w:val="single"/>
-          </w:rPr>
-          <w:t>加2:8–21</w:t>
-        </w:r>
-      </w:hyperlink>
+      <w:r>
+        <w:rPr>
+          <w:lang w:val="zh_TW" w:bidi="zh_TW"/>
+        </w:rPr>
+        <w:t>加2:8–21</w:t>
+      </w:r>
       <w:r>
         <w:rPr>
           <w:lang w:val="zh_TW" w:bidi="zh_TW"/>
         </w:rPr>
         <w:t>，</w:t>
       </w:r>
-      <w:hyperlink r:id="rId50">
-        <w:r>
-          <w:rPr>
-            <w:lang w:val="zh_TW" w:bidi="zh_TW"/>
-          </w:rPr>
-          <w:rPr>
-            <w:color w:val="0000EE"/>
-            <w:u w:val="single"/>
-          </w:rPr>
-          <w:t>3:8–9</w:t>
-        </w:r>
-      </w:hyperlink>
+      <w:r>
+        <w:rPr>
+          <w:lang w:val="zh_TW" w:bidi="zh_TW"/>
+        </w:rPr>
+        <w:t>3:8–9</w:t>
+      </w:r>
       <w:r>
         <w:rPr>
           <w:lang w:val="zh_TW" w:bidi="zh_TW"/>
         </w:rPr>
         <w:t>、</w:t>
       </w:r>
-      <w:hyperlink r:id="rId51">
-        <w:r>
-          <w:rPr>
-            <w:lang w:val="zh_TW" w:bidi="zh_TW"/>
-          </w:rPr>
-          <w:rPr>
-            <w:color w:val="0000EE"/>
-            <w:u w:val="single"/>
-          </w:rPr>
-          <w:t>26–29</w:t>
-        </w:r>
-      </w:hyperlink>
+      <w:r>
+        <w:rPr>
+          <w:lang w:val="zh_TW" w:bidi="zh_TW"/>
+        </w:rPr>
+        <w:t>26–29</w:t>
+      </w:r>
       <w:r>
         <w:rPr>
           <w:lang w:val="zh_TW" w:bidi="zh_TW"/>
         </w:rPr>
         <w:t>；</w:t>
       </w:r>
-      <w:hyperlink r:id="rId52">
-        <w:r>
-          <w:rPr>
-            <w:lang w:val="zh_TW" w:bidi="zh_TW"/>
-          </w:rPr>
-          <w:rPr>
-            <w:color w:val="0000EE"/>
-            <w:u w:val="single"/>
-          </w:rPr>
-          <w:t>弗2:11–22</w:t>
-        </w:r>
-      </w:hyperlink>
+      <w:r>
+        <w:rPr>
+          <w:lang w:val="zh_TW" w:bidi="zh_TW"/>
+        </w:rPr>
+        <w:t>弗2:11–22</w:t>
+      </w:r>
       <w:r>
         <w:rPr>
           <w:lang w:val="zh_TW" w:bidi="zh_TW"/>
         </w:rPr>
         <w:t>，</w:t>
       </w:r>
-      <w:hyperlink r:id="rId53">
-        <w:r>
-          <w:rPr>
-            <w:lang w:val="zh_TW" w:bidi="zh_TW"/>
-          </w:rPr>
-          <w:rPr>
-            <w:color w:val="0000EE"/>
-            <w:u w:val="single"/>
-          </w:rPr>
-          <w:t>3:6</w:t>
-        </w:r>
-      </w:hyperlink>
+      <w:r>
+        <w:rPr>
+          <w:lang w:val="zh_TW" w:bidi="zh_TW"/>
+        </w:rPr>
+        <w:t>3:6</w:t>
+      </w:r>
       <w:r>
         <w:rPr>
           <w:lang w:val="zh_TW" w:bidi="zh_TW"/>
         </w:rPr>
         <w:t>；</w:t>
       </w:r>
-      <w:hyperlink r:id="rId54">
-        <w:r>
-          <w:rPr>
-            <w:lang w:val="zh_TW" w:bidi="zh_TW"/>
-          </w:rPr>
-          <w:rPr>
-            <w:color w:val="0000EE"/>
-            <w:u w:val="single"/>
-          </w:rPr>
-          <w:t>西3:11</w:t>
-        </w:r>
-      </w:hyperlink>
+      <w:r>
+        <w:rPr>
+          <w:lang w:val="zh_TW" w:bidi="zh_TW"/>
+        </w:rPr>
+        <w:t>西3:11</w:t>
+      </w:r>
       <w:r>
         <w:rPr>
           <w:lang w:val="zh_TW" w:bidi="zh_TW"/>
